--- a/ky/wisdom-stories/calamity-and-blessing.docx
+++ b/ky/wisdom-stories/calamity-and-blessing.docx
@@ -20,7 +20,7 @@
           <w:sz w:val="34"/>
           <w:lang w:val="ky-KG"/>
         </w:rPr>
-        <w:t>Кырсыкпы же жакшылыкпы</w:t>
+        <w:t>Кырсык жана немат</w:t>
       </w:r>
       <w:bookmarkEnd w:id="10019"/>
     </w:p>
@@ -39,7 +39,7 @@
           <w:sz w:val="22"/>
           <w:lang w:val="ky-KG"/>
         </w:rPr>
-        <w:t>Кырсык сени Аллахка жакындатса, анын да жакшылыгы бар.</w:t>
+        <w:t>Кырсык сени Аллахка жакындатса, ал өзү немат.</w:t>
       </w:r>
     </w:p>
     <w:p>
@@ -57,7 +57,7 @@
           <w:sz w:val="22"/>
           <w:lang w:val="ky-KG"/>
         </w:rPr>
-        <w:t>Ырыскы сени Аллахтан алыстатса, анын өзү кырсыкка айланат.</w:t>
+        <w:t>Эгер немат сени Аллахтан алыстатса, ал өзү кырсык.</w:t>
       </w:r>
     </w:p>
     <w:p>
@@ -81,7 +81,7 @@
           <w:sz w:val="22"/>
           <w:lang w:val="ky-KG"/>
         </w:rPr>
-        <w:t xml:space="preserve">Сабак: </w:t>
+        <w:t>Сабак: Сени Аллахка жакындаткан оордук — немат, Андан алыстаткан немат болсо кырсык. Маанилүүсү ыңгайлуу жашоо эмес, кайсы жол менен бара жатканың.</w:t>
       </w:r>
       <w:r>
         <w:rPr>
@@ -90,7 +90,6 @@
           <w:sz w:val="22"/>
           <w:lang w:val="ky-KG"/>
         </w:rPr>
-        <w:t>Башыңа келгендин баасын жеңил же оор болгонуна карап эле өлчөбө. Ал сени кайсы жолго баштап жатканын да ойлон.</w:t>
       </w:r>
     </w:p>
     <w:p>
@@ -110,7 +109,7 @@
           <w:sz w:val="18"/>
           <w:lang w:val="ky-KG"/>
         </w:rPr>
-        <w:t>Окуя ачык интернет булактарынан алынды.</w:t>
+        <w:t>Аңгемелер ачык интернет булактарынан алынган, иллюстрациялар болсо ЖИ менен түзүлгөн.</w:t>
       </w:r>
     </w:p>
     <w:sectPr>
